--- a/Job Hunt 2026/2026-07-18 - Unnamed Employer (Indeed job 406813) - Insurance Representative/Job Description & Company Research - Unnamed Employer (Indeed job 406813).docx
+++ b/Job Hunt 2026/2026-07-18 - Unnamed Employer (Indeed job 406813) - Insurance Representative/Job Description & Company Research - Unnamed Employer (Indeed job 406813).docx
@@ -44,7 +44,7 @@
         </w:rPr>
         <w:t xml:space="preserve">APPLY:  </w:t>
       </w:r>
-      <w:hyperlink w:history="1" r:id="rIdaa7nhzdca9juso_x0efqu">
+      <w:hyperlink w:history="1" r:id="rIdy8dy0ktihvwjejpjcwpz1">
         <w:r>
           <w:rPr>
             <w:rFonts w:ascii="Calibri" w:cs="Calibri" w:eastAsia="Calibri" w:hAnsi="Calibri"/>
@@ -1271,17 +1271,29 @@
     </w:p>
     <w:p>
       <w:pPr>
-        <w:spacing w:after="100" w:line="264"/>
-      </w:pPr>
-      <w:r>
-        <w:rPr>
-          <w:rFonts w:ascii="Calibri" w:cs="Calibri" w:eastAsia="Calibri" w:hAnsi="Calibri"/>
-          <w:color w:val="1A1A1A"/>
-          <w:sz w:val="21"/>
-          <w:szCs w:val="21"/>
-        </w:rPr>
-        <w:t xml:space="preserve">Not searched for a specific company. The employer is not named in the posting.</w:t>
-      </w:r>
+        <w:spacing w:after="100"/>
+      </w:pPr>
+      <w:r>
+        <w:rPr>
+          <w:rFonts w:ascii="Calibri" w:cs="Calibri" w:eastAsia="Calibri" w:hAnsi="Calibri"/>
+          <w:color w:val="1A1A1A"/>
+          <w:sz w:val="21"/>
+          <w:szCs w:val="21"/>
+        </w:rPr>
+        <w:t xml:space="preserve">Reddit could not be searched for this sheet: Reddit blocks the automated search Claude uses. Open the link to read what people say there. </w:t>
+      </w:r>
+      <w:hyperlink w:history="1" r:id="rIdqhfjuhyg7chpqagnqkd4q">
+        <w:r>
+          <w:rPr>
+            <w:rFonts w:ascii="Calibri" w:cs="Calibri" w:eastAsia="Calibri" w:hAnsi="Calibri"/>
+            <w:color w:val="1A4D8F"/>
+            <w:sz w:val="21"/>
+            <w:szCs w:val="21"/>
+            <w:u w:val="single"/>
+          </w:rPr>
+          <w:t xml:space="preserve">Search Reddit for Unnamed Employer (Indeed job 406813)</w:t>
+        </w:r>
+      </w:hyperlink>
     </w:p>
     <w:p>
       <w:pPr>
@@ -1484,7 +1496,7 @@
         </w:numPr>
         <w:spacing w:after="50" w:line="259"/>
       </w:pPr>
-      <w:hyperlink w:history="1" r:id="rIddav98ete-qmgdrc3pfi66">
+      <w:hyperlink w:history="1" r:id="rIdytooo2irlzmgoovdcg6t-">
         <w:r>
           <w:rPr>
             <w:rFonts w:ascii="Calibri" w:cs="Calibri" w:eastAsia="Calibri" w:hAnsi="Calibri"/>
@@ -1515,7 +1527,7 @@
         </w:numPr>
         <w:spacing w:after="50" w:line="259"/>
       </w:pPr>
-      <w:hyperlink w:history="1" r:id="rIdokpldmd6r_dhe_po91xio">
+      <w:hyperlink w:history="1" r:id="rIdqqwoy3v4ywopa91wh__cf">
         <w:r>
           <w:rPr>
             <w:rFonts w:ascii="Calibri" w:cs="Calibri" w:eastAsia="Calibri" w:hAnsi="Calibri"/>
@@ -1546,7 +1558,7 @@
         </w:numPr>
         <w:spacing w:after="50" w:line="259"/>
       </w:pPr>
-      <w:hyperlink w:history="1" r:id="rIdudlvu42xcvfe1sj_0xd1p">
+      <w:hyperlink w:history="1" r:id="rId4vcgof-pe0es2hpsdmanb">
         <w:r>
           <w:rPr>
             <w:rFonts w:ascii="Calibri" w:cs="Calibri" w:eastAsia="Calibri" w:hAnsi="Calibri"/>
@@ -1577,7 +1589,7 @@
         </w:numPr>
         <w:spacing w:after="50" w:line="259"/>
       </w:pPr>
-      <w:hyperlink w:history="1" r:id="rIdelfyx0kqqnbpgyiobdfls">
+      <w:hyperlink w:history="1" r:id="rId9qxfrlt8txtxzrrayxphw">
         <w:r>
           <w:rPr>
             <w:rFonts w:ascii="Calibri" w:cs="Calibri" w:eastAsia="Calibri" w:hAnsi="Calibri"/>
